--- a/assets/templates/word/contract-simple.docx
+++ b/assets/templates/word/contract-simple.docx
@@ -4,31 +4,219 @@
   <w:body>
     <w:p>
       <w:pPr>
-        <w:pStyle w:val="Title"/>
         <w:jc w:val="center"/>
       </w:pPr>
       <w:r>
-        <w:t>合同模板</w:t>
+        <w:rPr>
+          <w:b/>
+          <w:sz w:val="36"/>
+        </w:rPr>
+        <w:t>{{contract_title}}</w:t>
       </w:r>
     </w:p>
     <w:p/>
     <w:p>
       <w:r>
-        <w:t>此文件为 合同模板 模板</w:t>
+        <w:t>Contract No.: {contract_number}</w:t>
       </w:r>
     </w:p>
     <w:p>
       <w:r>
-        <w:t>使用模板变量替换 {{variable_name}} 格式的内容</w:t>
+        <w:t>Date: {contract_date}</w:t>
       </w:r>
     </w:p>
     <w:p/>
     <w:p>
       <w:r>
-        <w:t>━━━━━━━━━━━━━━━━━━━━━━━━━━━━━━━━━━━━━━━━</w:t>
+        <w:t>Party A (甲方): {{party_a_name}}</w:t>
+      </w:r>
+    </w:p>
+    <w:p>
+      <w:r>
+        <w:t>Address: {{party_a_address}}</w:t>
       </w:r>
     </w:p>
     <w:p/>
+    <w:p>
+      <w:r>
+        <w:t>Party B (乙方): {{party_b_name}}</w:t>
+      </w:r>
+    </w:p>
+    <w:p>
+      <w:r>
+        <w:t>Address: {{party_b_address}}</w:t>
+      </w:r>
+    </w:p>
+    <w:p/>
+    <w:p>
+      <w:r>
+        <w:t>Whereas (鉴于):</w:t>
+      </w:r>
+    </w:p>
+    <w:p>
+      <w:r>
+        <w:t>{{whereas_clauses}}</w:t>
+      </w:r>
+    </w:p>
+    <w:p/>
+    <w:p>
+      <w:r>
+        <w:t>Article 1 / 第1条</w:t>
+      </w:r>
+    </w:p>
+    <w:p>
+      <w:r>
+        <w:t>{article_1}</w:t>
+      </w:r>
+    </w:p>
+    <w:p/>
+    <w:p>
+      <w:r>
+        <w:t>Article 2 / 第2条</w:t>
+      </w:r>
+    </w:p>
+    <w:p>
+      <w:r>
+        <w:t>{article_2}</w:t>
+      </w:r>
+    </w:p>
+    <w:p/>
+    <w:p>
+      <w:r>
+        <w:t>Article 3 / 第3条</w:t>
+      </w:r>
+    </w:p>
+    <w:p>
+      <w:r>
+        <w:t>{article_3}</w:t>
+      </w:r>
+    </w:p>
+    <w:p/>
+    <w:p>
+      <w:r>
+        <w:t>Article 4 / 第4条</w:t>
+      </w:r>
+    </w:p>
+    <w:p>
+      <w:r>
+        <w:t>{article_4}</w:t>
+      </w:r>
+    </w:p>
+    <w:p/>
+    <w:p>
+      <w:r>
+        <w:t>Article 5 / 第5条</w:t>
+      </w:r>
+    </w:p>
+    <w:p>
+      <w:r>
+        <w:t>{article_5}</w:t>
+      </w:r>
+    </w:p>
+    <w:p/>
+    <w:p>
+      <w:r>
+        <w:t>Article 6 / 第6条</w:t>
+      </w:r>
+    </w:p>
+    <w:p>
+      <w:r>
+        <w:t>{article_6}</w:t>
+      </w:r>
+    </w:p>
+    <w:p/>
+    <w:p>
+      <w:r>
+        <w:t>Article 7 / 第7条</w:t>
+      </w:r>
+    </w:p>
+    <w:p>
+      <w:r>
+        <w:t>{article_7}</w:t>
+      </w:r>
+    </w:p>
+    <w:p/>
+    <w:p>
+      <w:r>
+        <w:t>Article 8 / 第8条</w:t>
+      </w:r>
+    </w:p>
+    <w:p>
+      <w:r>
+        <w:t>{article_8}</w:t>
+      </w:r>
+    </w:p>
+    <w:p/>
+    <w:p/>
+    <w:p>
+      <w:r>
+        <w:t>Signature / 签署:</w:t>
+      </w:r>
+    </w:p>
+    <w:p/>
+    <w:tbl>
+      <w:tblPr>
+        <w:tblStyle w:val="TableGrid"/>
+        <w:tblW w:type="auto" w:w="0"/>
+        <w:tblLook w:firstColumn="1" w:firstRow="1" w:lastColumn="0" w:lastRow="0" w:noHBand="0" w:noVBand="1" w:val="04A0"/>
+      </w:tblPr>
+      <w:tblGrid>
+        <w:gridCol w:w="4320"/>
+        <w:gridCol w:w="4320"/>
+      </w:tblGrid>
+      <w:tr>
+        <w:tc>
+          <w:tcPr>
+            <w:tcW w:type="dxa" w:w="4320"/>
+          </w:tcPr>
+          <w:p>
+            <w:r>
+              <w:t>Party A (甲方):</w:t>
+              <w:br/>
+              <w:br/>
+              <w:br/>
+              <w:t>Signature: _______________</w:t>
+            </w:r>
+          </w:p>
+        </w:tc>
+        <w:tc>
+          <w:tcPr>
+            <w:tcW w:type="dxa" w:w="4320"/>
+          </w:tcPr>
+          <w:p>
+            <w:r>
+              <w:t>Party B (乙方):</w:t>
+              <w:br/>
+              <w:br/>
+              <w:br/>
+              <w:t>Signature: _______________</w:t>
+            </w:r>
+          </w:p>
+        </w:tc>
+      </w:tr>
+      <w:tr>
+        <w:tc>
+          <w:tcPr>
+            <w:tcW w:type="dxa" w:w="4320"/>
+          </w:tcPr>
+          <w:p>
+            <w:r>
+              <w:t>Date: _______________</w:t>
+            </w:r>
+          </w:p>
+        </w:tc>
+        <w:tc>
+          <w:tcPr>
+            <w:tcW w:type="dxa" w:w="4320"/>
+          </w:tcPr>
+          <w:p>
+            <w:r>
+              <w:t>Date: _______________</w:t>
+            </w:r>
+          </w:p>
+        </w:tc>
+      </w:tr>
+    </w:tbl>
     <w:sectPr>
       <w:pgSz w:w="12240" w:h="15840"/>
       <w:pgMar w:top="1440" w:right="1800" w:bottom="1440" w:left="1800" w:header="720" w:footer="720" w:gutter="0"/>
@@ -402,6 +590,10 @@
     <w:name w:val="Normal"/>
     <w:qFormat/>
     <w:rsid w:val="00FC693F"/>
+    <w:rPr>
+      <w:rFonts w:ascii="SimSun" w:hAnsi="SimSun"/>
+      <w:sz w:val="21"/>
+    </w:rPr>
   </w:style>
   <w:style w:type="paragraph" w:styleId="Header">
     <w:name w:val="header"/>
